--- a/vvdn/protocols/nfc/iso14443-framing-and-anticollision.docx
+++ b/vvdn/protocols/nfc/iso14443-framing-and-anticollision.docx
@@ -234,24 +234,7 @@
           <w:color w:val="184C78"/>
           <w:sz w:val="28"/>
         </w:rPr>
-        <w:t>2. RF Field Activation &amp; Initial Guard Time (</w:t>
-      </w:r>
-      <w:r>
-        <w:rPr>
-          <w:b/>
-          <w:i/>
-          <w:color w:val="145AA0"/>
-          <w:sz w:val="28"/>
-        </w:rPr>
-        <w:t>T_{guard</w:t>
-      </w:r>
-      <w:r>
-        <w:rPr>
-          <w:b/>
-          <w:color w:val="184C78"/>
-          <w:sz w:val="28"/>
-        </w:rPr>
-        <w:t>)</w:t>
+        <w:t>2. RF Field Activation &amp; Initial Guard Time (T_guard)</w:t>
       </w:r>
     </w:p>
     <w:p>
@@ -393,7 +376,7 @@
                 <w:color w:val="282C34"/>
                 <w:sz w:val="20"/>
               </w:rPr>
-              <w:t>The 5.0 ms Guard Time Rule ($T_{guard}$)</w:t>
+              <w:t>The 5.0 ms Guard Time Rule (T_guard)</w:t>
             </w:r>
             <w:r>
               <w:rPr>
@@ -410,7 +393,7 @@
                 <w:color w:val="282C34"/>
                 <w:sz w:val="20"/>
               </w:rPr>
-              <w:t>$T_{guard} \ge 5.0\text{ ms}$</w:t>
+              <w:t>T_guard &gt;= 5.0 ms</w:t>
             </w:r>
             <w:r>
               <w:rPr>
@@ -434,22 +417,7 @@
                 <w:color w:val="282C34"/>
                 <w:sz w:val="20"/>
               </w:rPr>
-              <w:t xml:space="preserve">: A passive RFID/NFC tag contains an internal reservoir capacitor that must harvest energy from the unmodulated 13.56 MHz carrier, charge its internal power rails, and release its internal Power-On Reset (POR) circuit. If the host transmits a REQA before </w:t>
-            </w:r>
-            <w:r>
-              <w:rPr>
-                <w:i/>
-                <w:color w:val="145AA0"/>
-                <w:sz w:val="20"/>
-              </w:rPr>
-              <w:t>5.0 ms</w:t>
-            </w:r>
-            <w:r>
-              <w:rPr>
-                <w:color w:val="282C34"/>
-                <w:sz w:val="20"/>
-              </w:rPr>
-              <w:t xml:space="preserve"> has elapsed, the tag is unpowered and will not respond, leading to false "No Tag Found" errors.</w:t>
+              <w:t>: A passive RFID/NFC tag contains an internal reservoir capacitor that must harvest energy from the unmodulated 13.56 MHz carrier, charge its internal power rails, and release its internal Power-On Reset (POR) circuit. If the host transmits a REQA before 5.0 ms has elapsed, the tag is unpowered and will not respond, leading to false "No Tag Found" errors.</w:t>
             </w:r>
           </w:p>
         </w:tc>
@@ -888,7 +856,7 @@
           <w:color w:val="282C34"/>
           <w:sz w:val="21"/>
         </w:rPr>
-        <w:t>$128\text{ etu}$ (Frame Delay Time, $FDT \approx 86.4\ \mu\text{s}$)</w:t>
+        <w:t>128 etu (Frame Delay Time, FDT ≈ 86.4\ µs)</w:t>
       </w:r>
       <w:r>
         <w:rPr>
@@ -1868,30 +1836,145 @@
         <w:t xml:space="preserve"> byte communicates how many bits in the transmission are valid and driven by the reader:</w:t>
       </w:r>
     </w:p>
+    <w:tbl>
+      <w:tblPr>
+        <w:tblW w:type="auto" w:w="0"/>
+        <w:jc w:val="center"/>
+        <w:tblLook w:firstColumn="1" w:firstRow="1" w:lastColumn="0" w:lastRow="0" w:noHBand="0" w:noVBand="1" w:val="04A0"/>
+      </w:tblPr>
+      <w:tblGrid>
+        <w:gridCol w:w="9792"/>
+      </w:tblGrid>
+      <w:tr>
+        <w:tc>
+          <w:tcPr>
+            <w:tcW w:type="dxa" w:w="9792"/>
+            <w:shd w:fill="F5F6F8"/>
+            <w:tcMar>
+              <w:top w:w="80" w:type="dxa"/>
+              <w:bottom w:w="80" w:type="dxa"/>
+              <w:left w:w="140" w:type="dxa"/>
+              <w:right w:w="140" w:type="dxa"/>
+            </w:tcMar>
+            <w:tcBorders>
+              <w:left w:val="single" w:sz="18" w:space="0" w:color="CBD5E0"/>
+              <w:top w:val="none"/>
+              <w:right w:val="none"/>
+              <w:bottom w:val="none"/>
+            </w:tcBorders>
+          </w:tcPr>
+          <w:p>
+            <w:pPr>
+              <w:spacing w:line="240" w:lineRule="auto" w:after="0"/>
+            </w:pPr>
+            <w:r>
+              <w:rPr>
+                <w:rFonts w:ascii="Consolas" w:hAnsi="Consolas"/>
+                <w:color w:val="2D3748"/>
+                <w:sz w:val="18"/>
+              </w:rPr>
+              <w:t>NVB = (Byte Count &lt;&lt; 4) \ | \ (Bit Count)</w:t>
+            </w:r>
+          </w:p>
+        </w:tc>
+      </w:tr>
+    </w:tbl>
+    <w:p/>
     <w:p>
       <w:pPr>
-        <w:spacing w:after="80"/>
+        <w:pStyle w:val="ListBullet"/>
+        <w:spacing w:after="40"/>
+        <w:ind w:left="360"/>
       </w:pPr>
       <w:r>
         <w:rPr>
-          <w:i/>
-          <w:color w:val="145AA0"/>
-          <w:sz w:val="21"/>
-        </w:rPr>
-      </w:r>
-      <w:r>
-        <w:rPr>
+          <w:b/>
           <w:color w:val="282C34"/>
           <w:sz w:val="21"/>
         </w:rPr>
-        <w:t>\text{NVB} = (\text{Byte Count} \ll 4) \ | \ (\text{Bit Count})</w:t>
-      </w:r>
-      <w:r>
-        <w:rPr>
-          <w:i/>
-          <w:color w:val="145AA0"/>
+        <w:t>High Nibble (`Bits 7:4`)</w:t>
+      </w:r>
+      <w:r>
+        <w:rPr>
+          <w:color w:val="282C34"/>
           <w:sz w:val="21"/>
         </w:rPr>
+        <w:t xml:space="preserve">: Number of complete bytes transmitted by the reader (including </w:t>
+      </w:r>
+      <w:r>
+        <w:rPr>
+          <w:rFonts w:ascii="Consolas" w:hAnsi="Consolas"/>
+          <w:color w:val="B4283C"/>
+          <w:sz w:val="18"/>
+        </w:rPr>
+        <w:t>SEL</w:t>
+      </w:r>
+      <w:r>
+        <w:rPr>
+          <w:color w:val="282C34"/>
+          <w:sz w:val="21"/>
+        </w:rPr>
+        <w:t xml:space="preserve"> and </w:t>
+      </w:r>
+      <w:r>
+        <w:rPr>
+          <w:rFonts w:ascii="Consolas" w:hAnsi="Consolas"/>
+          <w:color w:val="B4283C"/>
+          <w:sz w:val="18"/>
+        </w:rPr>
+        <w:t>NVB</w:t>
+      </w:r>
+      <w:r>
+        <w:rPr>
+          <w:color w:val="282C34"/>
+          <w:sz w:val="21"/>
+        </w:rPr>
+        <w:t xml:space="preserve"> themselves). Minimum value is </w:t>
+      </w:r>
+      <w:r>
+        <w:rPr>
+          <w:rFonts w:ascii="Consolas" w:hAnsi="Consolas"/>
+          <w:color w:val="B4283C"/>
+          <w:sz w:val="18"/>
+        </w:rPr>
+        <w:t>2</w:t>
+      </w:r>
+      <w:r>
+        <w:rPr>
+          <w:color w:val="282C34"/>
+          <w:sz w:val="21"/>
+        </w:rPr>
+        <w:t xml:space="preserve"> (</w:t>
+      </w:r>
+      <w:r>
+        <w:rPr>
+          <w:rFonts w:ascii="Consolas" w:hAnsi="Consolas"/>
+          <w:color w:val="B4283C"/>
+          <w:sz w:val="18"/>
+        </w:rPr>
+        <w:t>SEL</w:t>
+      </w:r>
+      <w:r>
+        <w:rPr>
+          <w:color w:val="282C34"/>
+          <w:sz w:val="21"/>
+        </w:rPr>
+        <w:t xml:space="preserve"> + </w:t>
+      </w:r>
+      <w:r>
+        <w:rPr>
+          <w:rFonts w:ascii="Consolas" w:hAnsi="Consolas"/>
+          <w:color w:val="B4283C"/>
+          <w:sz w:val="18"/>
+        </w:rPr>
+        <w:t>NVB</w:t>
+      </w:r>
+      <w:r>
+        <w:rPr>
+          <w:color w:val="282C34"/>
+          <w:sz w:val="21"/>
+        </w:rPr>
+        <w:t>).</w:t>
       </w:r>
     </w:p>
     <w:p>
@@ -1906,89 +1989,14 @@
           <w:color w:val="282C34"/>
           <w:sz w:val="21"/>
         </w:rPr>
-        <w:t>High Nibble (`Bits 7:4`)</w:t>
+        <w:t>Low Nibble (`Bits 3:0`)</w:t>
       </w:r>
       <w:r>
         <w:rPr>
           <w:color w:val="282C34"/>
           <w:sz w:val="21"/>
         </w:rPr>
-        <w:t xml:space="preserve">: Number of complete bytes transmitted by the reader (including </w:t>
-      </w:r>
-      <w:r>
-        <w:rPr>
-          <w:rFonts w:ascii="Consolas" w:hAnsi="Consolas"/>
-          <w:color w:val="B4283C"/>
-          <w:sz w:val="18"/>
-        </w:rPr>
-        <w:t>SEL</w:t>
-      </w:r>
-      <w:r>
-        <w:rPr>
-          <w:color w:val="282C34"/>
-          <w:sz w:val="21"/>
-        </w:rPr>
-        <w:t xml:space="preserve"> and </w:t>
-      </w:r>
-      <w:r>
-        <w:rPr>
-          <w:rFonts w:ascii="Consolas" w:hAnsi="Consolas"/>
-          <w:color w:val="B4283C"/>
-          <w:sz w:val="18"/>
-        </w:rPr>
-        <w:t>NVB</w:t>
-      </w:r>
-      <w:r>
-        <w:rPr>
-          <w:color w:val="282C34"/>
-          <w:sz w:val="21"/>
-        </w:rPr>
-        <w:t xml:space="preserve"> themselves). Minimum value is </w:t>
-      </w:r>
-      <w:r>
-        <w:rPr>
-          <w:rFonts w:ascii="Consolas" w:hAnsi="Consolas"/>
-          <w:color w:val="B4283C"/>
-          <w:sz w:val="18"/>
-        </w:rPr>
-        <w:t>2</w:t>
-      </w:r>
-      <w:r>
-        <w:rPr>
-          <w:color w:val="282C34"/>
-          <w:sz w:val="21"/>
-        </w:rPr>
-        <w:t xml:space="preserve"> (</w:t>
-      </w:r>
-      <w:r>
-        <w:rPr>
-          <w:rFonts w:ascii="Consolas" w:hAnsi="Consolas"/>
-          <w:color w:val="B4283C"/>
-          <w:sz w:val="18"/>
-        </w:rPr>
-        <w:t>SEL</w:t>
-      </w:r>
-      <w:r>
-        <w:rPr>
-          <w:color w:val="282C34"/>
-          <w:sz w:val="21"/>
-        </w:rPr>
-        <w:t xml:space="preserve"> + </w:t>
-      </w:r>
-      <w:r>
-        <w:rPr>
-          <w:rFonts w:ascii="Consolas" w:hAnsi="Consolas"/>
-          <w:color w:val="B4283C"/>
-          <w:sz w:val="18"/>
-        </w:rPr>
-        <w:t>NVB</w:t>
-      </w:r>
-      <w:r>
-        <w:rPr>
-          <w:color w:val="282C34"/>
-          <w:sz w:val="21"/>
-        </w:rPr>
-        <w:t>).</w:t>
+        <w:t>: Number of additional fractional bits (0 to 7).</w:t>
       </w:r>
     </w:p>
     <w:p>
@@ -2003,29 +2011,44 @@
           <w:color w:val="282C34"/>
           <w:sz w:val="21"/>
         </w:rPr>
-        <w:t>Low Nibble (`Bits 3:0`)</w:t>
+        <w:t>`NVB = 0x20`</w:t>
       </w:r>
       <w:r>
         <w:rPr>
           <w:color w:val="282C34"/>
           <w:sz w:val="21"/>
         </w:rPr>
-        <w:t>: Number of additional fractional bits (</w:t>
-      </w:r>
-      <w:r>
-        <w:rPr>
-          <w:i/>
-          <w:color w:val="145AA0"/>
-          <w:sz w:val="21"/>
-        </w:rPr>
-        <w:t>0 to 7</w:t>
+        <w:t xml:space="preserve">: Initiates anti-collision. Reader sends only </w:t>
+      </w:r>
+      <w:r>
+        <w:rPr>
+          <w:rFonts w:ascii="Consolas" w:hAnsi="Consolas"/>
+          <w:color w:val="B4283C"/>
+          <w:sz w:val="18"/>
+        </w:rPr>
+        <w:t>SEL</w:t>
       </w:r>
       <w:r>
         <w:rPr>
           <w:color w:val="282C34"/>
           <w:sz w:val="21"/>
         </w:rPr>
-        <w:t>).</w:t>
+        <w:t xml:space="preserve"> and </w:t>
+      </w:r>
+      <w:r>
+        <w:rPr>
+          <w:rFonts w:ascii="Consolas" w:hAnsi="Consolas"/>
+          <w:color w:val="B4283C"/>
+          <w:sz w:val="18"/>
+        </w:rPr>
+        <w:t>NVB</w:t>
+      </w:r>
+      <w:r>
+        <w:rPr>
+          <w:color w:val="282C34"/>
+          <w:sz w:val="21"/>
+        </w:rPr>
+        <w:t xml:space="preserve"> (2 bytes = 16 bits), requesting all cards to transmit their complete 40-bit UID segment.</w:t>
       </w:r>
     </w:p>
     <w:p>
@@ -2040,96 +2063,14 @@
           <w:color w:val="282C34"/>
           <w:sz w:val="21"/>
         </w:rPr>
-        <w:t>`NVB = 0x20`</w:t>
+        <w:t>`NVB = 0x70`</w:t>
       </w:r>
       <w:r>
         <w:rPr>
           <w:color w:val="282C34"/>
           <w:sz w:val="21"/>
         </w:rPr>
-        <w:t xml:space="preserve">: Initiates anti-collision. Reader sends only </w:t>
-      </w:r>
-      <w:r>
-        <w:rPr>
-          <w:rFonts w:ascii="Consolas" w:hAnsi="Consolas"/>
-          <w:color w:val="B4283C"/>
-          <w:sz w:val="18"/>
-        </w:rPr>
-        <w:t>SEL</w:t>
-      </w:r>
-      <w:r>
-        <w:rPr>
-          <w:color w:val="282C34"/>
-          <w:sz w:val="21"/>
-        </w:rPr>
-        <w:t xml:space="preserve"> and </w:t>
-      </w:r>
-      <w:r>
-        <w:rPr>
-          <w:rFonts w:ascii="Consolas" w:hAnsi="Consolas"/>
-          <w:color w:val="B4283C"/>
-          <w:sz w:val="18"/>
-        </w:rPr>
-        <w:t>NVB</w:t>
-      </w:r>
-      <w:r>
-        <w:rPr>
-          <w:color w:val="282C34"/>
-          <w:sz w:val="21"/>
-        </w:rPr>
-        <w:t xml:space="preserve"> (</w:t>
-      </w:r>
-      <w:r>
-        <w:rPr>
-          <w:i/>
-          <w:color w:val="145AA0"/>
-          <w:sz w:val="21"/>
-        </w:rPr>
-        <w:t>2 bytes = 16 bits</w:t>
-      </w:r>
-      <w:r>
-        <w:rPr>
-          <w:color w:val="282C34"/>
-          <w:sz w:val="21"/>
-        </w:rPr>
-        <w:t>), requesting all cards to transmit their complete 40-bit UID segment.</w:t>
-      </w:r>
-    </w:p>
-    <w:p>
-      <w:pPr>
-        <w:pStyle w:val="ListBullet"/>
-        <w:spacing w:after="40"/>
-        <w:ind w:left="360"/>
-      </w:pPr>
-      <w:r>
-        <w:rPr>
-          <w:b/>
-          <w:color w:val="282C34"/>
-          <w:sz w:val="21"/>
-        </w:rPr>
-        <w:t>`NVB = 0x70`</w:t>
-      </w:r>
-      <w:r>
-        <w:rPr>
-          <w:color w:val="282C34"/>
-          <w:sz w:val="21"/>
-        </w:rPr>
-        <w:t>: Selection finalization. Reader transmits the complete 40 bits (</w:t>
-      </w:r>
-      <w:r>
-        <w:rPr>
-          <w:i/>
-          <w:color w:val="145AA0"/>
-          <w:sz w:val="21"/>
-        </w:rPr>
-        <w:t>5 bytes</w:t>
-      </w:r>
-      <w:r>
-        <w:rPr>
-          <w:color w:val="282C34"/>
-          <w:sz w:val="21"/>
-        </w:rPr>
-        <w:t xml:space="preserve"> of UID + BCC) plus a 2-byte </w:t>
+        <w:t xml:space="preserve">: Selection finalization. Reader transmits the complete 40 bits (5 bytes of UID + BCC) plus a 2-byte </w:t>
       </w:r>
       <w:r>
         <w:rPr>
@@ -2449,22 +2390,7 @@
           <w:color w:val="282C34"/>
           <w:sz w:val="21"/>
         </w:rPr>
-        <w:t xml:space="preserve">If a collision occurs at bit </w:t>
-      </w:r>
-      <w:r>
-        <w:rPr>
-          <w:i/>
-          <w:color w:val="145AA0"/>
-          <w:sz w:val="21"/>
-        </w:rPr>
-        <w:t>K</w:t>
-      </w:r>
-      <w:r>
-        <w:rPr>
-          <w:color w:val="282C34"/>
-          <w:sz w:val="21"/>
-        </w:rPr>
-        <w:t xml:space="preserve"> (</w:t>
+        <w:t>If a collision occurs at bit K (</w:t>
       </w:r>
       <w:r>
         <w:rPr>
@@ -2508,22 +2434,7 @@
           <w:color w:val="282C34"/>
           <w:sz w:val="21"/>
         </w:rPr>
-        <w:t xml:space="preserve">The reader chooses a branch (e.g. arbitrarily setting bit </w:t>
-      </w:r>
-      <w:r>
-        <w:rPr>
-          <w:i/>
-          <w:color w:val="145AA0"/>
-          <w:sz w:val="21"/>
-        </w:rPr>
-        <w:t>K</w:t>
-      </w:r>
-      <w:r>
-        <w:rPr>
-          <w:color w:val="282C34"/>
-          <w:sz w:val="21"/>
-        </w:rPr>
-        <w:t xml:space="preserve"> to </w:t>
+        <w:t xml:space="preserve">The reader chooses a branch (e.g. arbitrarily setting bit K to </w:t>
       </w:r>
       <w:r>
         <w:rPr>
@@ -2567,22 +2478,7 @@
           <w:color w:val="282C34"/>
           <w:sz w:val="21"/>
         </w:rPr>
-        <w:t xml:space="preserve">The reader updates its known prefix bits up to bit </w:t>
-      </w:r>
-      <w:r>
-        <w:rPr>
-          <w:i/>
-          <w:color w:val="145AA0"/>
-          <w:sz w:val="21"/>
-        </w:rPr>
-        <w:t>K</w:t>
-      </w:r>
-      <w:r>
-        <w:rPr>
-          <w:color w:val="282C34"/>
-          <w:sz w:val="21"/>
-        </w:rPr>
-        <w:t>.</w:t>
+        <w:t>The reader updates its known prefix bits up to bit K.</w:t>
       </w:r>
     </w:p>
     <w:p>
@@ -3354,37 +3250,7 @@
           <w:color w:val="282C34"/>
           <w:sz w:val="21"/>
         </w:rPr>
-        <w:t xml:space="preserve"> (Frame Size Device Integer): Declares the reader's maximum receive buffer (</w:t>
-      </w:r>
-      <w:r>
-        <w:rPr>
-          <w:i/>
-          <w:color w:val="145AA0"/>
-          <w:sz w:val="21"/>
-        </w:rPr>
-        <w:t>0 to 8</w:t>
-      </w:r>
-      <w:r>
-        <w:rPr>
-          <w:color w:val="282C34"/>
-          <w:sz w:val="21"/>
-        </w:rPr>
-        <w:t xml:space="preserve">: </w:t>
-      </w:r>
-      <w:r>
-        <w:rPr>
-          <w:i/>
-          <w:color w:val="145AA0"/>
-          <w:sz w:val="21"/>
-        </w:rPr>
-        <w:t>0 = 16 B, 5 = 64 B, 8 = 256 B</w:t>
-      </w:r>
-      <w:r>
-        <w:rPr>
-          <w:color w:val="282C34"/>
-          <w:sz w:val="21"/>
-        </w:rPr>
-        <w:t>).</w:t>
+        <w:t xml:space="preserve"> (Frame Size Device Integer): Declares the reader's maximum receive buffer (0 to 8: 0 = 16 B, 5 = 64 B, 8 = 256 B).</w:t>
       </w:r>
     </w:p>
     <w:p>
@@ -3537,22 +3403,7 @@
           <w:color w:val="282C34"/>
           <w:sz w:val="21"/>
         </w:rPr>
-        <w:t xml:space="preserve">: Transmission bitrates supported (106, 212, 424, 848 kbps asymmetric PCD </w:t>
-      </w:r>
-      <w:r>
-        <w:rPr>
-          <w:i/>
-          <w:color w:val="145AA0"/>
-          <w:sz w:val="21"/>
-        </w:rPr>
-        <w:t>≤ftrightarrow</w:t>
-      </w:r>
-      <w:r>
-        <w:rPr>
-          <w:color w:val="282C34"/>
-          <w:sz w:val="21"/>
-        </w:rPr>
-        <w:t xml:space="preserve"> PICC).</w:t>
+        <w:t>: Transmission bitrates supported (106, 212, 424, 848 kbps asymmetric PCD &lt;=ftrightarrow PICC).</w:t>
       </w:r>
     </w:p>
     <w:p>
@@ -3706,85 +3557,106 @@
         <w:t>:</w:t>
       </w:r>
     </w:p>
+    <w:tbl>
+      <w:tblPr>
+        <w:tblW w:type="auto" w:w="0"/>
+        <w:jc w:val="center"/>
+        <w:tblLook w:firstColumn="1" w:firstRow="1" w:lastColumn="0" w:lastRow="0" w:noHBand="0" w:noVBand="1" w:val="04A0"/>
+      </w:tblPr>
+      <w:tblGrid>
+        <w:gridCol w:w="9792"/>
+      </w:tblGrid>
+      <w:tr>
+        <w:tc>
+          <w:tcPr>
+            <w:tcW w:type="dxa" w:w="9792"/>
+            <w:shd w:fill="F5F6F8"/>
+            <w:tcMar>
+              <w:top w:w="80" w:type="dxa"/>
+              <w:bottom w:w="80" w:type="dxa"/>
+              <w:left w:w="140" w:type="dxa"/>
+              <w:right w:w="140" w:type="dxa"/>
+            </w:tcMar>
+            <w:tcBorders>
+              <w:left w:val="single" w:sz="18" w:space="0" w:color="CBD5E0"/>
+              <w:top w:val="none"/>
+              <w:right w:val="none"/>
+              <w:bottom w:val="none"/>
+            </w:tcBorders>
+          </w:tcPr>
+          <w:p>
+            <w:pPr>
+              <w:spacing w:line="240" w:lineRule="auto" w:after="0"/>
+            </w:pPr>
+            <w:r>
+              <w:rPr>
+                <w:rFonts w:ascii="Consolas" w:hAnsi="Consolas"/>
+                <w:color w:val="2D3748"/>
+                <w:sz w:val="18"/>
+              </w:rPr>
+              <w:t>FWT = ( 256 * 16 * 2^FWI ) * 1 / f_c ≈ (4096 * 2^FWI) / (13.56 * 10^6 Hz)</w:t>
+            </w:r>
+          </w:p>
+        </w:tc>
+      </w:tr>
+    </w:tbl>
+    <w:p/>
     <w:p>
       <w:pPr>
         <w:spacing w:after="80"/>
       </w:pPr>
       <w:r>
         <w:rPr>
-          <w:i/>
-          <w:color w:val="145AA0"/>
-          <w:sz w:val="21"/>
-        </w:rPr>
-      </w:r>
-      <w:r>
-        <w:rPr>
           <w:color w:val="282C34"/>
           <w:sz w:val="21"/>
         </w:rPr>
-        <w:t>FWT = \left( 256 \times 16 \times 2^{FWI} \right) \cdot \frac{1}{f_c} \approx \frac{4096 \times 2^{FWI}}{13.56 \times 10^6\text{ Hz}}</w:t>
-      </w:r>
-      <w:r>
-        <w:rPr>
-          <w:i/>
-          <w:color w:val="145AA0"/>
-          <w:sz w:val="21"/>
-        </w:rPr>
+        <w:t>For standard FWI = 4:</w:t>
       </w:r>
     </w:p>
-    <w:p>
-      <w:pPr>
-        <w:spacing w:after="80"/>
-      </w:pPr>
-      <w:r>
-        <w:rPr>
-          <w:color w:val="282C34"/>
-          <w:sz w:val="21"/>
-        </w:rPr>
-        <w:t xml:space="preserve">For standard </w:t>
-      </w:r>
-      <w:r>
-        <w:rPr>
-          <w:i/>
-          <w:color w:val="145AA0"/>
-          <w:sz w:val="21"/>
-        </w:rPr>
-        <w:t>FWI = 4</w:t>
-      </w:r>
-      <w:r>
-        <w:rPr>
-          <w:color w:val="282C34"/>
-          <w:sz w:val="21"/>
-        </w:rPr>
-        <w:t>:</w:t>
-      </w:r>
-    </w:p>
-    <w:p>
-      <w:pPr>
-        <w:spacing w:after="80"/>
-      </w:pPr>
-      <w:r>
-        <w:rPr>
-          <w:i/>
-          <w:color w:val="145AA0"/>
-          <w:sz w:val="21"/>
-        </w:rPr>
-      </w:r>
-      <w:r>
-        <w:rPr>
-          <w:color w:val="282C34"/>
-          <w:sz w:val="21"/>
-        </w:rPr>
-        <w:t>FWT \approx \frac{4096 \times 16}{13.56 \times 10^6} \approx 4.83\text{ ms}</w:t>
-      </w:r>
-      <w:r>
-        <w:rPr>
-          <w:i/>
-          <w:color w:val="145AA0"/>
-          <w:sz w:val="21"/>
-        </w:rPr>
-      </w:r>
-    </w:p>
+    <w:tbl>
+      <w:tblPr>
+        <w:tblW w:type="auto" w:w="0"/>
+        <w:jc w:val="center"/>
+        <w:tblLook w:firstColumn="1" w:firstRow="1" w:lastColumn="0" w:lastRow="0" w:noHBand="0" w:noVBand="1" w:val="04A0"/>
+      </w:tblPr>
+      <w:tblGrid>
+        <w:gridCol w:w="9792"/>
+      </w:tblGrid>
+      <w:tr>
+        <w:tc>
+          <w:tcPr>
+            <w:tcW w:type="dxa" w:w="9792"/>
+            <w:shd w:fill="F5F6F8"/>
+            <w:tcMar>
+              <w:top w:w="80" w:type="dxa"/>
+              <w:bottom w:w="80" w:type="dxa"/>
+              <w:left w:w="140" w:type="dxa"/>
+              <w:right w:w="140" w:type="dxa"/>
+            </w:tcMar>
+            <w:tcBorders>
+              <w:left w:val="single" w:sz="18" w:space="0" w:color="CBD5E0"/>
+              <w:top w:val="none"/>
+              <w:right w:val="none"/>
+              <w:bottom w:val="none"/>
+            </w:tcBorders>
+          </w:tcPr>
+          <w:p>
+            <w:pPr>
+              <w:spacing w:line="240" w:lineRule="auto" w:after="0"/>
+            </w:pPr>
+            <w:r>
+              <w:rPr>
+                <w:rFonts w:ascii="Consolas" w:hAnsi="Consolas"/>
+                <w:color w:val="2D3748"/>
+                <w:sz w:val="18"/>
+              </w:rPr>
+              <w:t>FWT ≈ (4096 * 16) / (13.56 * 10^6) ≈ 4.83 ms</w:t>
+            </w:r>
+          </w:p>
+        </w:tc>
+      </w:tr>
+    </w:tbl>
+    <w:p/>
     <w:p>
       <w:pPr>
         <w:spacing w:before="160" w:after="80"/>
